--- a/XpsToPdfService_Installation_Guide.docx
+++ b/XpsToPdfService_Installation_Guide.docx
@@ -5,6 +5,10 @@
     <w:p>
       <w:pPr>
         <w:pStyle w:val="Heading1"/>
+        <w:numPr>
+          <w:ilvl w:val="0"/>
+          <w:numId w:val="1"/>
+        </w:numPr>
         <w:bidi w:val="0"/>
         <w:spacing w:before="240" w:after="120"/>
         <w:ind w:hanging="0" w:start="0"/>
@@ -19,6 +23,10 @@
     <w:p>
       <w:pPr>
         <w:pStyle w:val="Heading2"/>
+        <w:numPr>
+          <w:ilvl w:val="1"/>
+          <w:numId w:val="1"/>
+        </w:numPr>
         <w:bidi w:val="0"/>
         <w:ind w:hanging="0" w:start="0"/>
         <w:jc w:val="start"/>
@@ -44,7 +52,7 @@
     <w:p>
       <w:pPr>
         <w:pStyle w:val="PreformattedText"/>
-        <w:shd w:fill="E1E1E1" w:val="clear"/>
+        <w:shd w:val="clear" w:fill="E1E1E1"/>
         <w:bidi w:val="0"/>
         <w:spacing w:before="0" w:after="283"/>
         <w:jc w:val="start"/>
@@ -130,6 +138,10 @@
     <w:p>
       <w:pPr>
         <w:pStyle w:val="Heading2"/>
+        <w:numPr>
+          <w:ilvl w:val="1"/>
+          <w:numId w:val="1"/>
+        </w:numPr>
         <w:bidi w:val="0"/>
         <w:ind w:hanging="0" w:start="0"/>
         <w:jc w:val="start"/>
@@ -148,7 +160,6 @@
           <w:numId w:val="2"/>
         </w:numPr>
         <w:tabs>
-          <w:tab w:val="clear" w:pos="709"/>
           <w:tab w:val="left" w:pos="709" w:leader="none"/>
         </w:tabs>
         <w:bidi w:val="0"/>
@@ -169,7 +180,6 @@
           <w:numId w:val="2"/>
         </w:numPr>
         <w:tabs>
-          <w:tab w:val="clear" w:pos="709"/>
           <w:tab w:val="left" w:pos="709" w:leader="none"/>
         </w:tabs>
         <w:bidi w:val="0"/>
@@ -190,7 +200,6 @@
           <w:numId w:val="2"/>
         </w:numPr>
         <w:tabs>
-          <w:tab w:val="clear" w:pos="709"/>
           <w:tab w:val="left" w:pos="709" w:leader="none"/>
         </w:tabs>
         <w:bidi w:val="0"/>
@@ -228,6 +237,10 @@
     <w:p>
       <w:pPr>
         <w:pStyle w:val="Heading2"/>
+        <w:numPr>
+          <w:ilvl w:val="1"/>
+          <w:numId w:val="1"/>
+        </w:numPr>
         <w:bidi w:val="0"/>
         <w:ind w:hanging="0" w:start="0"/>
         <w:jc w:val="start"/>
@@ -246,7 +259,6 @@
           <w:numId w:val="3"/>
         </w:numPr>
         <w:tabs>
-          <w:tab w:val="clear" w:pos="709"/>
           <w:tab w:val="left" w:pos="709" w:leader="none"/>
         </w:tabs>
         <w:bidi w:val="0"/>
@@ -277,7 +289,6 @@
           <w:numId w:val="3"/>
         </w:numPr>
         <w:tabs>
-          <w:tab w:val="clear" w:pos="709"/>
           <w:tab w:val="left" w:pos="709" w:leader="none"/>
         </w:tabs>
         <w:bidi w:val="0"/>
@@ -308,7 +319,6 @@
           <w:numId w:val="3"/>
         </w:numPr>
         <w:tabs>
-          <w:tab w:val="clear" w:pos="709"/>
           <w:tab w:val="left" w:pos="709" w:leader="none"/>
         </w:tabs>
         <w:bidi w:val="0"/>
@@ -324,7 +334,7 @@
     <w:p>
       <w:pPr>
         <w:pStyle w:val="PreformattedText"/>
-        <w:shd w:fill="E1E1E1" w:val="clear"/>
+        <w:shd w:val="clear" w:fill="E1E1E1"/>
         <w:bidi w:val="0"/>
         <w:spacing w:before="0" w:after="283"/>
         <w:jc w:val="start"/>
@@ -332,7 +342,7 @@
       </w:pPr>
       <w:r>
         <w:rPr/>
-        <w:t>cd "C:\Users\&lt;user&gt;\Downloads\XpsToPdfService-package"</w:t>
+        <w:t>cd C:\Users\&lt;user&gt;\Downloads\XpsToPdfService-package</w:t>
       </w:r>
     </w:p>
     <w:p>
@@ -343,7 +353,6 @@
           <w:numId w:val="4"/>
         </w:numPr>
         <w:tabs>
-          <w:tab w:val="clear" w:pos="709"/>
           <w:tab w:val="left" w:pos="709" w:leader="none"/>
         </w:tabs>
         <w:bidi w:val="0"/>
@@ -359,7 +368,7 @@
     <w:p>
       <w:pPr>
         <w:pStyle w:val="PreformattedText"/>
-        <w:shd w:fill="E1E1E1" w:val="clear"/>
+        <w:shd w:val="clear" w:fill="E1E1E1"/>
         <w:bidi w:val="0"/>
         <w:spacing w:before="0" w:after="283"/>
         <w:jc w:val="start"/>
@@ -378,7 +387,6 @@
           <w:numId w:val="5"/>
         </w:numPr>
         <w:tabs>
-          <w:tab w:val="clear" w:pos="709"/>
           <w:tab w:val="left" w:pos="709" w:leader="none"/>
         </w:tabs>
         <w:bidi w:val="0"/>
@@ -394,7 +402,7 @@
     <w:p>
       <w:pPr>
         <w:pStyle w:val="PreformattedText"/>
-        <w:shd w:fill="E1E1E1" w:val="clear"/>
+        <w:shd w:val="clear" w:fill="E1E1E1"/>
         <w:bidi w:val="0"/>
         <w:spacing w:before="0" w:after="283"/>
         <w:jc w:val="start"/>
@@ -420,7 +428,7 @@
     <w:p>
       <w:pPr>
         <w:pStyle w:val="PreformattedText"/>
-        <w:shd w:fill="E1E1E1" w:val="clear"/>
+        <w:shd w:val="clear" w:fill="E1E1E1"/>
         <w:bidi w:val="0"/>
         <w:spacing w:before="0" w:after="283"/>
         <w:jc w:val="start"/>
@@ -446,6 +454,10 @@
     <w:p>
       <w:pPr>
         <w:pStyle w:val="Heading2"/>
+        <w:numPr>
+          <w:ilvl w:val="1"/>
+          <w:numId w:val="1"/>
+        </w:numPr>
         <w:bidi w:val="0"/>
         <w:ind w:hanging="0" w:start="0"/>
         <w:jc w:val="start"/>
@@ -471,7 +483,7 @@
     <w:p>
       <w:pPr>
         <w:pStyle w:val="PreformattedText"/>
-        <w:shd w:fill="E1E1E1" w:val="clear"/>
+        <w:shd w:val="clear" w:fill="E1E1E1"/>
         <w:bidi w:val="0"/>
         <w:spacing w:before="0" w:after="283"/>
         <w:jc w:val="start"/>
@@ -497,7 +509,7 @@
     <w:p>
       <w:pPr>
         <w:pStyle w:val="PreformattedText"/>
-        <w:shd w:fill="E1E1E1" w:val="clear"/>
+        <w:shd w:val="clear" w:fill="E1E1E1"/>
         <w:bidi w:val="0"/>
         <w:spacing w:before="0" w:after="283"/>
         <w:jc w:val="start"/>
@@ -547,7 +559,7 @@
     <w:p>
       <w:pPr>
         <w:pStyle w:val="PreformattedText"/>
-        <w:shd w:fill="E1E1E1" w:val="clear"/>
+        <w:shd w:val="clear" w:fill="E1E1E1"/>
         <w:bidi w:val="0"/>
         <w:spacing w:before="0" w:after="283"/>
         <w:jc w:val="start"/>
@@ -561,6 +573,10 @@
     <w:p>
       <w:pPr>
         <w:pStyle w:val="Heading2"/>
+        <w:numPr>
+          <w:ilvl w:val="1"/>
+          <w:numId w:val="1"/>
+        </w:numPr>
         <w:bidi w:val="0"/>
         <w:ind w:hanging="0" w:start="0"/>
         <w:jc w:val="start"/>
@@ -586,7 +602,7 @@
     <w:p>
       <w:pPr>
         <w:pStyle w:val="PreformattedText"/>
-        <w:shd w:fill="E1E1E1" w:val="clear"/>
+        <w:shd w:val="clear" w:fill="E1E1E1"/>
         <w:bidi w:val="0"/>
         <w:spacing w:before="0" w:after="283"/>
         <w:jc w:val="start"/>
@@ -612,7 +628,7 @@
     <w:p>
       <w:pPr>
         <w:pStyle w:val="PreformattedText"/>
-        <w:shd w:fill="E1E1E1" w:val="clear"/>
+        <w:shd w:val="clear" w:fill="E1E1E1"/>
         <w:bidi w:val="0"/>
         <w:spacing w:before="0" w:after="283"/>
         <w:jc w:val="start"/>
@@ -670,6 +686,10 @@
     <w:p>
       <w:pPr>
         <w:pStyle w:val="Heading2"/>
+        <w:numPr>
+          <w:ilvl w:val="1"/>
+          <w:numId w:val="1"/>
+        </w:numPr>
         <w:bidi w:val="0"/>
         <w:ind w:hanging="0" w:start="0"/>
         <w:jc w:val="start"/>
@@ -695,7 +715,7 @@
     <w:p>
       <w:pPr>
         <w:pStyle w:val="PreformattedText"/>
-        <w:shd w:fill="E1E1E1" w:val="clear"/>
+        <w:shd w:val="clear" w:fill="E1E1E1"/>
         <w:bidi w:val="0"/>
         <w:spacing w:before="0" w:after="283"/>
         <w:jc w:val="start"/>
@@ -745,7 +765,7 @@
     <w:p>
       <w:pPr>
         <w:pStyle w:val="PreformattedText"/>
-        <w:shd w:fill="E1E1E1" w:val="clear"/>
+        <w:shd w:val="clear" w:fill="E1E1E1"/>
         <w:bidi w:val="0"/>
         <w:spacing w:before="0" w:after="283"/>
         <w:jc w:val="start"/>
@@ -783,6 +803,10 @@
     <w:p>
       <w:pPr>
         <w:pStyle w:val="Heading2"/>
+        <w:numPr>
+          <w:ilvl w:val="1"/>
+          <w:numId w:val="1"/>
+        </w:numPr>
         <w:bidi w:val="0"/>
         <w:ind w:hanging="0" w:start="0"/>
         <w:jc w:val="start"/>
@@ -828,6 +852,10 @@
     <w:p>
       <w:pPr>
         <w:pStyle w:val="Heading2"/>
+        <w:numPr>
+          <w:ilvl w:val="1"/>
+          <w:numId w:val="1"/>
+        </w:numPr>
         <w:bidi w:val="0"/>
         <w:ind w:hanging="0" w:start="0"/>
         <w:jc w:val="start"/>
@@ -853,7 +881,7 @@
     <w:p>
       <w:pPr>
         <w:pStyle w:val="PreformattedText"/>
-        <w:shd w:fill="E1E1E1" w:val="clear"/>
+        <w:shd w:val="clear" w:fill="E1E1E1"/>
         <w:bidi w:val="0"/>
         <w:spacing w:before="0" w:after="283"/>
         <w:jc w:val="start"/>
@@ -879,7 +907,7 @@
     <w:p>
       <w:pPr>
         <w:pStyle w:val="PreformattedText"/>
-        <w:shd w:fill="E1E1E1" w:val="clear"/>
+        <w:shd w:val="clear" w:fill="E1E1E1"/>
         <w:bidi w:val="0"/>
         <w:spacing w:before="0" w:after="283"/>
         <w:jc w:val="start"/>
@@ -929,7 +957,7 @@
     <w:p>
       <w:pPr>
         <w:pStyle w:val="PreformattedText"/>
-        <w:shd w:fill="E1E1E1" w:val="clear"/>
+        <w:shd w:val="clear" w:fill="E1E1E1"/>
         <w:bidi w:val="0"/>
         <w:spacing w:before="0" w:after="283"/>
         <w:jc w:val="start"/>
@@ -975,6 +1003,10 @@
     <w:p>
       <w:pPr>
         <w:pStyle w:val="Heading2"/>
+        <w:numPr>
+          <w:ilvl w:val="1"/>
+          <w:numId w:val="1"/>
+        </w:numPr>
         <w:bidi w:val="0"/>
         <w:ind w:hanging="0" w:start="0"/>
         <w:jc w:val="start"/>
@@ -1000,7 +1032,7 @@
     <w:p>
       <w:pPr>
         <w:pStyle w:val="PreformattedText"/>
-        <w:shd w:fill="E1E1E1" w:val="clear"/>
+        <w:shd w:val="clear" w:fill="E1E1E1"/>
         <w:bidi w:val="0"/>
         <w:spacing w:before="0" w:after="283"/>
         <w:jc w:val="start"/>
@@ -1064,6 +1096,7 @@
       <w:pgNumType w:fmt="decimal"/>
       <w:formProt w:val="false"/>
       <w:textDirection w:val="lrTb"/>
+      <w:docGrid w:type="default" w:linePitch="100" w:charSpace="0"/>
     </w:sectPr>
   </w:body>
 </w:document>
@@ -1075,7 +1108,6 @@
     <w:lvl w:ilvl="0">
       <w:start w:val="1"/>
       <w:numFmt w:val="none"/>
-      <w:pStyle w:val="Heading1"/>
       <w:suff w:val="nothing"/>
       <w:lvlText w:val=""/>
       <w:lvlJc w:val="start"/>
@@ -1085,22 +1117,9 @@
         </w:tabs>
         <w:ind w:start="0" w:hanging="0"/>
       </w:pPr>
+      <w:rPr/>
     </w:lvl>
     <w:lvl w:ilvl="1">
-      <w:start w:val="1"/>
-      <w:numFmt w:val="none"/>
-      <w:pStyle w:val="Heading2"/>
-      <w:suff w:val="nothing"/>
-      <w:lvlText w:val=""/>
-      <w:lvlJc w:val="start"/>
-      <w:pPr>
-        <w:tabs>
-          <w:tab w:val="num" w:pos="0"/>
-        </w:tabs>
-        <w:ind w:start="0" w:hanging="0"/>
-      </w:pPr>
-    </w:lvl>
-    <w:lvl w:ilvl="2">
       <w:start w:val="1"/>
       <w:numFmt w:val="none"/>
       <w:suff w:val="nothing"/>
@@ -1112,8 +1131,9 @@
         </w:tabs>
         <w:ind w:start="0" w:hanging="0"/>
       </w:pPr>
-    </w:lvl>
-    <w:lvl w:ilvl="3">
+      <w:rPr/>
+    </w:lvl>
+    <w:lvl w:ilvl="2">
       <w:start w:val="1"/>
       <w:numFmt w:val="none"/>
       <w:suff w:val="nothing"/>
@@ -1125,8 +1145,9 @@
         </w:tabs>
         <w:ind w:start="0" w:hanging="0"/>
       </w:pPr>
-    </w:lvl>
-    <w:lvl w:ilvl="4">
+      <w:rPr/>
+    </w:lvl>
+    <w:lvl w:ilvl="3">
       <w:start w:val="1"/>
       <w:numFmt w:val="none"/>
       <w:suff w:val="nothing"/>
@@ -1138,8 +1159,9 @@
         </w:tabs>
         <w:ind w:start="0" w:hanging="0"/>
       </w:pPr>
-    </w:lvl>
-    <w:lvl w:ilvl="5">
+      <w:rPr/>
+    </w:lvl>
+    <w:lvl w:ilvl="4">
       <w:start w:val="1"/>
       <w:numFmt w:val="none"/>
       <w:suff w:val="nothing"/>
@@ -1151,8 +1173,9 @@
         </w:tabs>
         <w:ind w:start="0" w:hanging="0"/>
       </w:pPr>
-    </w:lvl>
-    <w:lvl w:ilvl="6">
+      <w:rPr/>
+    </w:lvl>
+    <w:lvl w:ilvl="5">
       <w:start w:val="1"/>
       <w:numFmt w:val="none"/>
       <w:suff w:val="nothing"/>
@@ -1164,8 +1187,9 @@
         </w:tabs>
         <w:ind w:start="0" w:hanging="0"/>
       </w:pPr>
-    </w:lvl>
-    <w:lvl w:ilvl="7">
+      <w:rPr/>
+    </w:lvl>
+    <w:lvl w:ilvl="6">
       <w:start w:val="1"/>
       <w:numFmt w:val="none"/>
       <w:suff w:val="nothing"/>
@@ -1177,8 +1201,9 @@
         </w:tabs>
         <w:ind w:start="0" w:hanging="0"/>
       </w:pPr>
-    </w:lvl>
-    <w:lvl w:ilvl="8">
+      <w:rPr/>
+    </w:lvl>
+    <w:lvl w:ilvl="7">
       <w:start w:val="1"/>
       <w:numFmt w:val="none"/>
       <w:suff w:val="nothing"/>
@@ -1190,6 +1215,21 @@
         </w:tabs>
         <w:ind w:start="0" w:hanging="0"/>
       </w:pPr>
+      <w:rPr/>
+    </w:lvl>
+    <w:lvl w:ilvl="8">
+      <w:start w:val="1"/>
+      <w:numFmt w:val="none"/>
+      <w:suff w:val="nothing"/>
+      <w:lvlText w:val=""/>
+      <w:lvlJc w:val="start"/>
+      <w:pPr>
+        <w:tabs>
+          <w:tab w:val="num" w:pos="0"/>
+        </w:tabs>
+        <w:ind w:start="0" w:hanging="0"/>
+      </w:pPr>
+      <w:rPr/>
     </w:lvl>
   </w:abstractNum>
   <w:abstractNum w:abstractNumId="2">
@@ -1684,6 +1724,125 @@
         <w:ind w:start="6381" w:hanging="283"/>
       </w:pPr>
       <w:rPr/>
+    </w:lvl>
+  </w:abstractNum>
+  <w:abstractNum w:abstractNumId="6">
+    <w:lvl w:ilvl="0">
+      <w:start w:val="1"/>
+      <w:numFmt w:val="none"/>
+      <w:suff w:val="nothing"/>
+      <w:lvlText w:val=""/>
+      <w:lvlJc w:val="start"/>
+      <w:pPr>
+        <w:tabs>
+          <w:tab w:val="num" w:pos="0"/>
+        </w:tabs>
+        <w:ind w:start="0" w:hanging="0"/>
+      </w:pPr>
+    </w:lvl>
+    <w:lvl w:ilvl="1">
+      <w:start w:val="1"/>
+      <w:numFmt w:val="none"/>
+      <w:suff w:val="nothing"/>
+      <w:lvlText w:val=""/>
+      <w:lvlJc w:val="start"/>
+      <w:pPr>
+        <w:tabs>
+          <w:tab w:val="num" w:pos="0"/>
+        </w:tabs>
+        <w:ind w:start="0" w:hanging="0"/>
+      </w:pPr>
+    </w:lvl>
+    <w:lvl w:ilvl="2">
+      <w:start w:val="1"/>
+      <w:numFmt w:val="none"/>
+      <w:suff w:val="nothing"/>
+      <w:lvlText w:val=""/>
+      <w:lvlJc w:val="start"/>
+      <w:pPr>
+        <w:tabs>
+          <w:tab w:val="num" w:pos="0"/>
+        </w:tabs>
+        <w:ind w:start="0" w:hanging="0"/>
+      </w:pPr>
+    </w:lvl>
+    <w:lvl w:ilvl="3">
+      <w:start w:val="1"/>
+      <w:numFmt w:val="none"/>
+      <w:suff w:val="nothing"/>
+      <w:lvlText w:val=""/>
+      <w:lvlJc w:val="start"/>
+      <w:pPr>
+        <w:tabs>
+          <w:tab w:val="num" w:pos="0"/>
+        </w:tabs>
+        <w:ind w:start="0" w:hanging="0"/>
+      </w:pPr>
+    </w:lvl>
+    <w:lvl w:ilvl="4">
+      <w:start w:val="1"/>
+      <w:numFmt w:val="none"/>
+      <w:suff w:val="nothing"/>
+      <w:lvlText w:val=""/>
+      <w:lvlJc w:val="start"/>
+      <w:pPr>
+        <w:tabs>
+          <w:tab w:val="num" w:pos="0"/>
+        </w:tabs>
+        <w:ind w:start="0" w:hanging="0"/>
+      </w:pPr>
+    </w:lvl>
+    <w:lvl w:ilvl="5">
+      <w:start w:val="1"/>
+      <w:numFmt w:val="none"/>
+      <w:suff w:val="nothing"/>
+      <w:lvlText w:val=""/>
+      <w:lvlJc w:val="start"/>
+      <w:pPr>
+        <w:tabs>
+          <w:tab w:val="num" w:pos="0"/>
+        </w:tabs>
+        <w:ind w:start="0" w:hanging="0"/>
+      </w:pPr>
+    </w:lvl>
+    <w:lvl w:ilvl="6">
+      <w:start w:val="1"/>
+      <w:numFmt w:val="none"/>
+      <w:suff w:val="nothing"/>
+      <w:lvlText w:val=""/>
+      <w:lvlJc w:val="start"/>
+      <w:pPr>
+        <w:tabs>
+          <w:tab w:val="num" w:pos="0"/>
+        </w:tabs>
+        <w:ind w:start="0" w:hanging="0"/>
+      </w:pPr>
+    </w:lvl>
+    <w:lvl w:ilvl="7">
+      <w:start w:val="1"/>
+      <w:numFmt w:val="none"/>
+      <w:suff w:val="nothing"/>
+      <w:lvlText w:val=""/>
+      <w:lvlJc w:val="start"/>
+      <w:pPr>
+        <w:tabs>
+          <w:tab w:val="num" w:pos="0"/>
+        </w:tabs>
+        <w:ind w:start="0" w:hanging="0"/>
+      </w:pPr>
+    </w:lvl>
+    <w:lvl w:ilvl="8">
+      <w:start w:val="1"/>
+      <w:numFmt w:val="none"/>
+      <w:suff w:val="nothing"/>
+      <w:lvlText w:val=""/>
+      <w:lvlJc w:val="start"/>
+      <w:pPr>
+        <w:tabs>
+          <w:tab w:val="num" w:pos="0"/>
+        </w:tabs>
+        <w:ind w:start="0" w:hanging="0"/>
+      </w:pPr>
     </w:lvl>
   </w:abstractNum>
   <w:num w:numId="1">
@@ -1701,6 +1860,9 @@
   <w:num w:numId="5">
     <w:abstractNumId w:val="5"/>
   </w:num>
+  <w:num w:numId="6">
+    <w:abstractNumId w:val="6"/>
+  </w:num>
 </w:numbering>
 </file>
 
@@ -1726,11 +1888,15 @@
     <w:qFormat/>
     <w:pPr>
       <w:widowControl w:val="false"/>
+      <w:suppressAutoHyphens w:val="true"/>
       <w:bidi w:val="0"/>
+      <w:spacing w:before="0" w:after="0"/>
+      <w:jc w:val="start"/>
     </w:pPr>
     <w:rPr>
       <w:rFonts w:ascii="Liberation Serif" w:hAnsi="Liberation Serif" w:eastAsia="NSimSun" w:cs="Arial"/>
       <w:color w:val="auto"/>
+      <w:kern w:val="0"/>
       <w:sz w:val="24"/>
       <w:szCs w:val="24"/>
       <w:lang w:val="en-GB" w:eastAsia="zh-CN" w:bidi="hi-IN"/>
@@ -1776,8 +1942,8 @@
       <w:szCs w:val="32"/>
     </w:rPr>
   </w:style>
-  <w:style w:type="character" w:styleId="Bullets">
-    <w:name w:val="Bullets"/>
+  <w:style w:type="character" w:styleId="Bulletsuser">
+    <w:name w:val="Bullets (user)"/>
     <w:qFormat/>
     <w:rPr>
       <w:rFonts w:ascii="OpenSymbol" w:hAnsi="OpenSymbol" w:eastAsia="OpenSymbol" w:cs="OpenSymbol"/>

--- a/XpsToPdfService_Installation_Guide.docx
+++ b/XpsToPdfService_Installation_Guide.docx
@@ -60,7 +60,15 @@
       </w:pPr>
       <w:r>
         <w:rPr/>
-        <w:t>Tytan -&gt; Microsoft XPS Document Writer -&gt; AutoHotkey -&gt; XpsToPdfService -&gt; GhostXPS -&gt; PDF</w:t>
+        <w:t xml:space="preserve">Tytan </w:t>
+      </w:r>
+      <w:r>
+        <w:rPr/>
+        <w:t>SQL</w:t>
+      </w:r>
+      <w:r>
+        <w:rPr/>
+        <w:t xml:space="preserve"> -&gt; Microsoft XPS Document Writer -&gt; AutoHotkey -&gt; XpsToPdfService -&gt; GhostXPS -&gt; PDF</w:t>
       </w:r>
     </w:p>
     <w:p>
@@ -209,7 +217,7 @@
       </w:pPr>
       <w:r>
         <w:rPr/>
-        <w:t>Tytan/Biling SQL and Microsoft XPS Document Writer.</w:t>
+        <w:t>Tytan SQL and Microsoft XPS Document Writer.</w:t>
       </w:r>
     </w:p>
     <w:p>
@@ -759,7 +767,7 @@
       </w:pPr>
       <w:r>
         <w:rPr/>
-        <w:t>Print one document from Tytan. The expected output is:</w:t>
+        <w:t>Print one document from Tytan SQL. The expected output is:</w:t>
       </w:r>
     </w:p>
     <w:p>
@@ -787,7 +795,7 @@
       </w:pPr>
       <w:r>
         <w:rPr/>
-        <w:t xml:space="preserve">The document name is read from Tytan's </w:t>
+        <w:t xml:space="preserve">The document name is read from Tytan SQL's </w:t>
       </w:r>
       <w:r>
         <w:rPr>
@@ -846,7 +854,7 @@
       </w:r>
       <w:r>
         <w:rPr/>
-        <w:t xml:space="preserve"> in Tytan. No PowerShell command is required during normal operation.</w:t>
+        <w:t xml:space="preserve"> in Tytan SQL. No PowerShell command is required during normal operation.</w:t>
       </w:r>
     </w:p>
     <w:p>
@@ -1942,8 +1950,8 @@
       <w:szCs w:val="32"/>
     </w:rPr>
   </w:style>
-  <w:style w:type="character" w:styleId="Bulletsuser">
-    <w:name w:val="Bullets (user)"/>
+  <w:style w:type="character" w:styleId="Bullets">
+    <w:name w:val="Bullets"/>
     <w:qFormat/>
     <w:rPr>
       <w:rFonts w:ascii="OpenSymbol" w:hAnsi="OpenSymbol" w:eastAsia="OpenSymbol" w:cs="OpenSymbol"/>

--- a/XpsToPdfService_Installation_Guide.docx
+++ b/XpsToPdfService_Installation_Guide.docx
@@ -1,5 +1,36 @@
 
-<file path=word/document.xml><?xml version="1.0" encoding="utf-8"?>
+<file path=docProps\app.xml><?xml version="1.0" encoding="utf-8"?>
+<Properties xmlns="http://schemas.openxmlformats.org/officeDocument/2006/extended-properties" xmlns:vt="http://schemas.openxmlformats.org/officeDocument/2006/docPropsVTypes">
+  <Template/>
+  <TotalTime>17</TotalTime>
+  <Application>LibreOffice/26.2.5.2$Windows_X86_64 LibreOffice_project/cd7284b4cbbfeb507e630c1aac019f4157393acb</Application>
+  <AppVersion>15.0000</AppVersion>
+  <Pages>3</Pages>
+  <Words>383</Words>
+  <Characters>2840</Characters>
+  <CharactersWithSpaces>3174</CharactersWithSpaces>
+  <Paragraphs>58</Paragraphs>
+</Properties>
+</file>
+
+<file path=docProps\core.xml><?xml version="1.0" encoding="utf-8"?>
+<cp:coreProperties xmlns:cp="http://schemas.openxmlformats.org/package/2006/metadata/core-properties" xmlns:dc="http://purl.org/dc/elements/1.1/" xmlns:dcterms="http://purl.org/dc/terms/" xmlns:dcmitype="http://purl.org/dc/dcmitype/" xmlns:xsi="http://www.w3.org/2001/XMLSchema-instance">
+  <dc:creator/>
+  <dc:description/>
+  <dc:language>en-GB</dc:language>
+  <cp:lastModifiedBy/>
+  <dcterms:modified xsi:type="dcterms:W3CDTF">2026-09-24T11:50:16Z</dcterms:modified>
+  <cp:revision>3</cp:revision>
+  <dc:subject/>
+  <dc:title/>
+</cp:coreProperties>
+</file>
+
+<file path=docProps\custom.xml><?xml version="1.0" encoding="utf-8"?>
+<Properties xmlns="http://schemas.openxmlformats.org/officeDocument/2006/custom-properties" xmlns:vt="http://schemas.openxmlformats.org/officeDocument/2006/docPropsVTypes"/>
+</file>
+
+<file path=word\document.xml><?xml version="1.0" encoding="utf-8"?>
 <w:document xmlns:o="urn:schemas-microsoft-com:office:office" xmlns:r="http://schemas.openxmlformats.org/officeDocument/2006/relationships" xmlns:v="urn:schemas-microsoft-com:vml" xmlns:w="http://schemas.openxmlformats.org/wordprocessingml/2006/main" xmlns:w10="urn:schemas-microsoft-com:office:word" xmlns:wp="http://schemas.openxmlformats.org/drawingml/2006/wordprocessingDrawing" xmlns:pic="http://schemas.openxmlformats.org/drawingml/2006/picture" xmlns:wps="http://schemas.microsoft.com/office/word/2010/wordprocessingShape" xmlns:wpg="http://schemas.microsoft.com/office/word/2010/wordprocessingGroup" xmlns:mc="http://schemas.openxmlformats.org/markup-compatibility/2006" xmlns:wp14="http://schemas.microsoft.com/office/word/2010/wordprocessingDrawing" xmlns:w14="http://schemas.microsoft.com/office/word/2010/wordml" xmlns:w15="http://schemas.microsoft.com/office/word/2012/wordml" mc:Ignorable="w14 wp14 w15">
   <w:body>
     <w:p>
@@ -60,11 +91,11 @@
       </w:pPr>
       <w:r>
         <w:rPr/>
-        <w:t xml:space="preserve">Tytan </w:t>
-      </w:r>
-      <w:r>
-        <w:rPr/>
-        <w:t>SQL</w:t>
+        <w:t xml:space="preserve">Tytan SQL</w:t>
+      </w:r>
+      <w:r>
+        <w:rPr/>
+        <w:t/>
       </w:r>
       <w:r>
         <w:rPr/>
@@ -177,7 +208,7 @@
       </w:pPr>
       <w:r>
         <w:rPr/>
-        <w:t>Windows 10 or Windows 11, 64-bit.</w:t>
+        <w:t>Windows 10 or Windows 11, 32-bit or 64-bit.</w:t>
       </w:r>
     </w:p>
     <w:p>
@@ -235,11 +266,11 @@
         <w:rPr>
           <w:rFonts w:ascii="Liberation Mono" w:hAnsi="Liberation Mono"/>
         </w:rPr>
-        <w:t>win-x64</w:t>
-      </w:r>
-      <w:r>
-        <w:rPr/>
-        <w:t xml:space="preserve"> and is not compatible with 32-bit Windows.</w:t>
+        <w:t>win-x64 and win-x86</w:t>
+      </w:r>
+      <w:r>
+        <w:rPr/>
+        <w:t xml:space="preserve"> and selects the correct architecture automatically.</w:t>
       </w:r>
     </w:p>
     <w:p>
@@ -1110,7 +1141,51 @@
 </w:document>
 </file>
 
-<file path=word/numbering.xml><?xml version="1.0" encoding="utf-8"?>
+<file path=word\fontTable.xml><?xml version="1.0" encoding="utf-8"?>
+<w:fonts xmlns:w="http://schemas.openxmlformats.org/wordprocessingml/2006/main" xmlns:r="http://schemas.openxmlformats.org/officeDocument/2006/relationships">
+  <w:font w:name="Times New Roman">
+    <w:charset w:val="00" w:characterSet="windows-1252"/>
+    <w:family w:val="roman"/>
+    <w:pitch w:val="variable"/>
+  </w:font>
+  <w:font w:name="Symbol">
+    <w:charset w:val="02"/>
+    <w:family w:val="roman"/>
+    <w:pitch w:val="variable"/>
+  </w:font>
+  <w:font w:name="Arial">
+    <w:charset w:val="00" w:characterSet="windows-1252"/>
+    <w:family w:val="swiss"/>
+    <w:pitch w:val="variable"/>
+  </w:font>
+  <w:font w:name="Liberation Serif">
+    <w:altName w:val="Times New Roman"/>
+    <w:charset w:val="ee" w:characterSet="windows-1250"/>
+    <w:family w:val="roman"/>
+    <w:pitch w:val="variable"/>
+  </w:font>
+  <w:font w:name="OpenSymbol">
+    <w:altName w:val="Arial Unicode MS"/>
+    <w:charset w:val="02"/>
+    <w:family w:val="roman"/>
+    <w:pitch w:val="variable"/>
+  </w:font>
+  <w:font w:name="Liberation Sans">
+    <w:altName w:val="Arial"/>
+    <w:charset w:val="ee" w:characterSet="windows-1250"/>
+    <w:family w:val="swiss"/>
+    <w:pitch w:val="variable"/>
+  </w:font>
+  <w:font w:name="Liberation Mono">
+    <w:altName w:val="Courier New"/>
+    <w:charset w:val="ee" w:characterSet="windows-1250"/>
+    <w:family w:val="roman"/>
+    <w:pitch w:val="variable"/>
+  </w:font>
+</w:fonts>
+</file>
+
+<file path=word\numbering.xml><?xml version="1.0" encoding="utf-8"?>
 <w:numbering xmlns:w="http://schemas.openxmlformats.org/wordprocessingml/2006/main" xmlns:o="urn:schemas-microsoft-com:office:office" xmlns:r="http://schemas.openxmlformats.org/officeDocument/2006/relationships" xmlns:v="urn:schemas-microsoft-com:vml" xmlns:mc="http://schemas.openxmlformats.org/markup-compatibility/2006" xmlns:w14="http://schemas.microsoft.com/office/word/2010/wordml" mc:Ignorable="w14">
   <w:abstractNum w:abstractNumId="1">
     <w:lvl w:ilvl="0">
@@ -1874,7 +1949,23 @@
 </w:numbering>
 </file>
 
-<file path=word/styles.xml><?xml version="1.0" encoding="utf-8"?>
+<file path=word\settings.xml><?xml version="1.0" encoding="utf-8"?>
+<w:settings xmlns:w="http://schemas.openxmlformats.org/wordprocessingml/2006/main">
+  <w:zoom w:percent="161"/>
+  <w:defaultTabStop w:val="709"/>
+  <w:autoHyphenation w:val="true"/>
+  <w:hyphenationZone w:val="0"/>
+  <w:compat>
+    <w:adjustLineHeightInTable/>
+    <w:compatSetting w:name="compatibilityMode" w:uri="http://schemas.microsoft.com/office/word" w:val="15"/>
+    <w:compatSetting w:name="useWord2013TrackBottomHyphenation" w:uri="http://schemas.microsoft.com/office/word" w:val="1"/>
+    <w:compatSetting w:name="allowHyphenationAtTrackBottom" w:uri="http://schemas.microsoft.com/office/word" w:val="1"/>
+  </w:compat>
+  <w:themeFontLang w:val="" w:eastAsia="" w:bidi=""/>
+</w:settings>
+</file>
+
+<file path=word\styles.xml><?xml version="1.0" encoding="utf-8"?>
 <w:styles xmlns:w="http://schemas.openxmlformats.org/wordprocessingml/2006/main" xmlns:w14="http://schemas.microsoft.com/office/word/2010/wordml" xmlns:mc="http://schemas.openxmlformats.org/markup-compatibility/2006" mc:Ignorable="w14">
   <w:docDefaults>
     <w:rPrDefault>
@@ -2036,7 +2127,7 @@
 </w:styles>
 </file>
 
-<file path=word/theme/theme1.xml><?xml version="1.0" encoding="utf-8"?>
+<file path=word\theme\theme1.xml><?xml version="1.0" encoding="utf-8"?>
 <a:theme xmlns:a="http://schemas.openxmlformats.org/drawingml/2006/main" xmlns:r="http://schemas.openxmlformats.org/officeDocument/2006/relationships" name="Office">
   <a:themeElements>
     <a:clrScheme name="LibreOffice">

--- a/XpsToPdfService_Installation_Guide.docx
+++ b/XpsToPdfService_Installation_Guide.docx
@@ -208,7 +208,7 @@
       </w:pPr>
       <w:r>
         <w:rPr/>
-        <w:t>Windows 10 or Windows 11, 32-bit or 64-bit.</w:t>
+        <w:t>Windows 10 or Windows 11, 32-bit or 64-bit. Windows 7 and Windows 8.1 are not supported by the .NET 9 service.</w:t>
       </w:r>
     </w:p>
     <w:p>

--- a/XpsToPdfService_Installation_Guide.docx
+++ b/XpsToPdfService_Installation_Guide.docx
@@ -313,7 +313,7 @@
         <w:rPr>
           <w:rFonts w:ascii="Liberation Mono" w:hAnsi="Liberation Mono"/>
         </w:rPr>
-        <w:t>XpsToPdfService-package.zip</w:t>
+        <w:t>TytanXpsToPdf-package.zip</w:t>
       </w:r>
       <w:r>
         <w:rPr/>
@@ -381,7 +381,7 @@
       </w:pPr>
       <w:r>
         <w:rPr/>
-        <w:t>cd C:\Users\&lt;user&gt;\Downloads\XpsToPdfService-package</w:t>
+        <w:t>cd C:\Users\&lt;user&gt;\Downloads\TytanXpsToPdf-package</w:t>
       </w:r>
     </w:p>
     <w:p>
@@ -475,7 +475,7 @@
       </w:pPr>
       <w:r>
         <w:rPr/>
-        <w:t>XpsToPdfService installed successfully.</w:t>
+        <w:t>TytanXpsToPdf installed successfully.</w:t>
       </w:r>
     </w:p>
     <w:p>
@@ -530,7 +530,7 @@
       </w:pPr>
       <w:r>
         <w:rPr/>
-        <w:t>C:\Program Files\XpsToPdfService</w:t>
+        <w:t>C:\Program Files\TytanXpsToPdf</w:t>
       </w:r>
     </w:p>
     <w:p>
@@ -606,7 +606,7 @@
       </w:pPr>
       <w:r>
         <w:rPr/>
-        <w:t>%APPDATA%\Microsoft\Windows\Start Menu\Programs\Startup\XpsToPdfService-AutoHotkey.cmd</w:t>
+        <w:t>%APPDATA%\Microsoft\Windows\Start Menu\Programs\Startup\TytanXpsToPdf-AutoHotkey.cmd</w:t>
       </w:r>
     </w:p>
     <w:p>
@@ -649,7 +649,7 @@
       </w:pPr>
       <w:r>
         <w:rPr/>
-        <w:t>C:\Program Files\XpsToPdfService\appsettings.json</w:t>
+        <w:t>C:\Program Files\TytanXpsToPdf\appsettings.json</w:t>
       </w:r>
     </w:p>
     <w:p>
@@ -762,7 +762,7 @@
       </w:pPr>
       <w:r>
         <w:rPr/>
-        <w:t>Get-Service XpsToPdfService</w:t>
+        <w:t>Get-Service TytanXpsToPdf</w:t>
         <w:br/>
         <w:t>Get-Process AutoHotkey64</w:t>
       </w:r>
@@ -928,7 +928,7 @@
       </w:pPr>
       <w:r>
         <w:rPr/>
-        <w:t>Start-Service XpsToPdfService</w:t>
+        <w:t>Start-Service TytanXpsToPdf</w:t>
       </w:r>
     </w:p>
     <w:p>
@@ -954,9 +954,9 @@
       </w:pPr>
       <w:r>
         <w:rPr/>
-        <w:t>C:\Program Files\XpsToPdfService\SaveAsInterceptor\AutoHotkey64.exe</w:t>
+        <w:t>C:\Program Files\TytanXpsToPdf\SaveAsInterceptor\AutoHotkey64.exe</w:t>
         <w:br/>
-        <w:t>C:\Program Files\XpsToPdfService\SaveAsInterceptor\saveas_xps.ahk</w:t>
+        <w:t>C:\Program Files\TytanXpsToPdf\SaveAsInterceptor\saveas_xps.ahk</w:t>
       </w:r>
     </w:p>
     <w:p>
@@ -1004,7 +1004,7 @@
       </w:pPr>
       <w:r>
         <w:rPr/>
-        <w:t>C:\Program Files\XpsToPdfService\GhostXPS\gxpswin64.exe</w:t>
+        <w:t>C:\Program Files\TytanXpsToPdf\GhostXPS\gxpswin64.exe</w:t>
       </w:r>
     </w:p>
     <w:p>

--- a/XpsToPdfService_Installation_Guide.docx
+++ b/XpsToPdfService_Installation_Guide.docx
@@ -307,7 +307,7 @@
       </w:pPr>
       <w:r>
         <w:rPr/>
-        <w:t xml:space="preserve">Extract </w:t>
+        <w:t xml:space="preserve">Extract into C:\Program Files\Tytan: </w:t>
       </w:r>
       <w:r>
         <w:rPr>
@@ -381,7 +381,7 @@
       </w:pPr>
       <w:r>
         <w:rPr/>
-        <w:t>cd C:\Users\&lt;user&gt;\Downloads\TytanXpsToPdf-package</w:t>
+        <w:t>cd C:\Program Files\Tytan\TytanXpsToPdf</w:t>
       </w:r>
     </w:p>
     <w:p>
